--- a/policies/build/chapters_v2/IPC/HCO_IPC_5_v2_REWRITE_DRAFT.docx
+++ b/policies/build/chapters_v2/IPC/HCO_IPC_5_v2_REWRITE_DRAFT.docx
@@ -1691,7 +1691,19 @@
         <w:pStyle w:val="ListNumber"/>
       </w:pPr>
       <w:r>
-        <w:t>CDC/WHO/SHEA guidelines for prevention of healthcare-associated infections (referenced for the CAUTI, VAP, CLABSI and SSI bundles).</w:t>
+        <w:t xml:space="preserve">Centers for Disease Control and Prevention. (n.d.). </w:t>
+      </w:r>
+      <w:hyperlink r:id="rId9">
+        <w:r>
+          <w:rPr>
+            <w:color w:val="0563C1"/>
+            <w:u w:val="single"/>
+          </w:rPr>
+          <w:t>https://www.cdc.gov/infection-control/hcp/core-practices/references.html</w:t>
+        </w:r>
+      </w:hyperlink>
+      <w:r>
+        <w:t xml:space="preserve"> Healthcare-associated infection prevention guidelines and bundle references (CAUTI, VAP, CLABSI, SSI); developed jointly with the Society for Healthcare Epidemiology of America (SHEA) and aligned with World Health Organization guidance.</w:t>
       </w:r>
     </w:p>
     <w:p>
